--- a/论文/生存分析中保形预测方法的系统性研究.docx
+++ b/论文/生存分析中保形预测方法的系统性研究.docx
@@ -258,7 +258,7 @@
           <w:b w:val="0"/>
           <w:sz w:val="24"/>
         </w:rPr>
-        <w:t>研究通过36组Weibull模拟数据（覆盖样本量100至2000、删失率10%至50%、协变量维度1至50、同质与异质风险结构）和Worcester心脏病研究数据集（WHAS500）进行实证分析，以90%目标覆盖率（α=0.10）为基准，计算各方法的实际覆盖率与平均预测下界（LPB）。结果显示：在模拟数据上，四种基础模型与CSA结合后的精确覆盖率均达到目标水平（KM=0.913，Cox=0.903，Weibull=0.906，RSF=0.907），验证了IPCW加权保形框架的有效性；在WHAS500真实数据上，全部方法的覆盖率下界均满足β_lo≥0.90，但不同模型在预测下界的信息量上差异显著——KM的平均LPB仅约17天，而Cox、Weibull、RSF分别达到169天、160天、199天。进一步的α阈值扫描分析表明，对模型化方法而言，α=0.10是覆盖保证与预测效率之间的最优平衡点；对KM方法，将α调整至0.20可在维持覆盖保证的同时使预测下界具备实际临床意义。</w:t>
+        <w:t>研究通过36组Weibull模拟数据（覆盖样本量100至2000、删失率10%至50%、协变量维度1至50、同质与异质风险结构）和Worcester心脏病研究数据集（WHAS500）进行实证分析，以90%目标覆盖率（α=0.10）为基准，计算各方法的实际覆盖率与平均预测下界（LPB）。结果显示：在模拟数据上，四种基础模型与CSA结合后的精确覆盖率均达到目标水平（KM=0.913，Cox=0.903，Weibull=0.906，RSF=0.907），验证了IPCW加权保形框架的有效性；在WHAS500真实数据上，全部方法的覆盖率下界均满足β_lo≥0.90，但不同模型在预测下界的信息量上差异显著——KM的平均LPB仅约17天，而Cox、Weibull、RSF分别达到169天、160天、199天。进一步的α阈值扫描分析（WHAS500：步长0.01，α从0.01至0.30共30个取值）表明：Cox和Weibull的最大有效阈值为α*=0.11，RSF为α*=0.12；对KM方法，覆盖保证可延伸至α*=0.27，此时平均LPB达268天（约为α=0.10时的16倍），临床参考价值显著提升。</w:t>
       </w:r>
     </w:p>
     <w:p>
@@ -373,7 +373,7 @@
           <w:b w:val="0"/>
           <w:sz w:val="24"/>
         </w:rPr>
-        <w:t>The alpha-threshold sweep analysis demonstrated that alpha=0.10 represents the optimal balance point between coverage guarantee and prediction efficiency for model-based methods, while alpha=0.20 yields a clinically meaningful LPB for KM while still satisfying coverage requirements. This study provides empirical evidence for method selection and alpha parameter calibration in basic CSA applications. The proposed threshold sweep procedure requires no additional modeling and is straightforward to implement.</w:t>
+        <w:t>The alpha-threshold sweep analysis (WHAS500: step size 0.01, alpha from 0.01 to 0.30, 30 values) revealed model-specific optimal thresholds: Cox and Weibull achieve their maximum valid alpha at alpha*=0.11, RSF at alpha*=0.12, while KM's coverage guarantee extends to alpha*=0.27 -- at which point the mean LPB reaches 268 days (approximately 16 times that at alpha=0.10), yielding substantially greater clinical informativeness. This study provides empirical evidence for method selection and alpha parameter calibration in basic CSA applications. The proposed threshold sweep procedure requires no additional modeling and is straightforward to implement.</w:t>
       </w:r>
     </w:p>
     <w:p>
@@ -1726,7 +1726,7 @@
           <w:b w:val="0"/>
           <w:sz w:val="24"/>
         </w:rPr>
-        <w:t>传统生存分析方法主要包括三类：以Kaplan-Meier估计为代表的非参数方法、以Cox比例风险模型为代表的半参数方法，以及以Weibull模型为代表的参数方法。这些方法经过数十年的发展，理论体系已相当成熟，在医学、社会科学等领域得到广泛应用。然而，它们共同的局限在于：难以为个体构建具有严格统计保证的预测区间。Cox模型的置信区间依赖于比例风险假设是否成立；参数模型则对分布形式有严格要求，一旦假设偏离实际，预测结果就会失真。</w:t>
+        <w:t>传统生存分析方法主要包括三类：以Kaplan-Meier估计为代表的非参数方法、以Cox比例风险模型为代表的半参数方法，以及以Weibull模型为代表的参数方法。这些方法经过数十年的发展，理论体系已相当成熟，在医学、社会科学等领域得到广泛应用[15]。然而，它们共同的局限在于：难以为个体构建具有严格统计保证的预测区间。Cox模型的置信区间依赖于比例风险假设是否成立；参数模型则对分布形式有严格要求，一旦假设偏离实际，预测结果就会失真。</w:t>
       </w:r>
     </w:p>
     <w:p>
@@ -1741,7 +1741,7 @@
           <w:b w:val="0"/>
           <w:sz w:val="24"/>
         </w:rPr>
-        <w:t>近年来兴起的保形预测（Conformal Prediction）为解决上述问题提供了全新思路。保形预测是一种与模型无关的非参数不确定性量化框架，其最突出的特点是：无需对数据分布做任何假设，只要数据满足可交换性条件，就能保证预测区间对新样本的覆盖率不低于预设水平。2021年，Candes等人将保形预测与生存分析深度结合，提出了保形化生存分析（CSA），专门解决右删失场景下预测区间构建的难题[1]，这一工作在统计学和机器学习领域引起了广泛关注。</w:t>
+        <w:t>近年来兴起的保形预测（Conformal Prediction）为解决上述问题提供了全新思路。保形预测是一种与模型无关的非参数不确定性量化框架，其最突出的特点是：无需对数据分布做任何假设，只要数据满足可交换性条件，就能保证预测区间对新样本的覆盖率不低于预设水平。2023年，Candes等人将保形预测与生存分析深度结合，提出了保形化生存分析（CSA），专门解决右删失场景下预测区间构建的难题[1]，这一工作在统计学和机器学习领域引起了广泛关注。</w:t>
       </w:r>
     </w:p>
     <w:p>
@@ -1831,7 +1831,7 @@
           <w:b w:val="0"/>
           <w:sz w:val="24"/>
         </w:rPr>
-        <w:t>将保形预测引入生存分析的关键工作来自Candes、Lei、Ren和Tibshirani（2021），他们提出的CSA框架系统解决了右删失数据下的分位数估计问题，通过引入逆概率删失加权（IPCW），在删失存在的条件下仍能维持边际覆盖保证[1]。此后，相关研究沿着三条主线推进：一是将CSA推广至协变量漂移等复杂场景[7]；二是通过自适应非一致性得分提升预测效率[9]；三是拓展至双侧预测区间、条件覆盖等更严格的保证形式[8]。</w:t>
+        <w:t>将保形预测引入生存分析的关键工作来自Candes、Lei、Ren和Tibshirani（2023），他们提出的CSA框架系统解决了右删失数据下的分位数估计问题，通过引入逆概率删失加权（IPCW），在删失存在的条件下仍能维持边际覆盖保证[1]。此后，相关研究沿着三条主线推进：一是将CSA推广至协变量漂移等复杂场景[7]；二是通过自适应非一致性得分提升预测效率[9]；三是拓展至双侧预测区间、条件覆盖等更严格的保证形式[8]。</w:t>
       </w:r>
     </w:p>
     <w:p>
@@ -1846,7 +1846,7 @@
           <w:b w:val="0"/>
           <w:sz w:val="24"/>
         </w:rPr>
-        <w:t>国内在该方向的系统性实证研究相对较少，现有工作多为理论介绍或在特定数据集上的初步验证，缺乏对不同基础生存模型在多种数据场景下的系统比较研究。本研究填补了这一空缺，聚焦基础CSA框架的实证验证与应用优化，面向实际使用需求。</w:t>
+        <w:t>国内在该方向的系统性实证研究相对较少，现有工作多集中于传统生存分析模型的统计推断研究[16]，缺乏对不同基础生存模型与CSA框架结合的系统比较研究。本研究填补了这一空缺，聚焦基础CSA框架的实证验证与应用优化，面向实际使用需求。</w:t>
       </w:r>
     </w:p>
     <w:p>
@@ -2639,7 +2639,7 @@
           <w:b w:val="0"/>
           <w:sz w:val="24"/>
         </w:rPr>
-        <w:t>直观理解：如果模型认为个体在时刻 T 存活的概率很高，但实际上该个体在 T 时刻发生了事件，则得分较大，表示该样本不符合模型预期。对新样本 X_{n+1}，预测下界 L 定义为满足 1 - S-hat(L | X_{n+1}) = q-hat 的时间点，该预测下界满足 P(T_{n+1} &gt;= L(X_{n+1})) &gt;= 1-α。</w:t>
+        <w:t>直观理解：非一致性得分 Vi = 1 − Ŝ(T̃i | Xi) 反映样本 i 的观测时间在模型预测分布中的位置——T̃i 越大（存活越久），得分越大；T̃i 越小（事件越早发生），得分越小。对新样本 X_{n+1}，预测下界 L 定义为满足 1 - S-hat(L | X_{n+1}) = q-hat 的时间点，该预测下界满足 P(T_{n+1} &gt;= L(X_{n+1})) &gt;= 1-α。</w:t>
       </w:r>
     </w:p>
     <w:p>
@@ -2669,7 +2669,7 @@
           <w:b w:val="0"/>
           <w:sz w:val="24"/>
         </w:rPr>
-        <w:t>直接将上述框架应用于右删失数据存在问题：对删失样本，我们观测到的是 T~ᵢ = min(Tᵢ, Cᵢ)，无法计算真实的非一致性得分。CSA通过引入逆概率删失加权（IPCW）来解决这一问题。</w:t>
+        <w:t>直接将上述框架应用于右删失数据存在问题：对删失样本，我们观测到的是 T~ᵢ = min(Tᵢ, Cᵢ)，无法计算真实的非一致性得分。CSA通过引入逆概率删失加权（IPCW）来解决这一问题[10]。</w:t>
       </w:r>
     </w:p>
     <w:p>
@@ -3337,7 +3337,7 @@
           <w:b w:val="0"/>
           <w:sz w:val="24"/>
         </w:rPr>
-        <w:t>Worcester心脏病研究数据集（WHAS500）是生存分析领域的经典公开数据集，包含500例急性心肌梗死患者的随访数据，来源于scikit-survival工具包。该数据集的基本特征见表3.2。</w:t>
+        <w:t>Worcester心脏病研究数据集（WHAS500）是生存分析领域的经典公开数据集[11]，包含500例急性心肌梗死患者的随访数据，来源于scikit-survival工具包。该数据集的基本特征见表3.2。</w:t>
       </w:r>
     </w:p>
     <w:p>
@@ -7091,7 +7091,7 @@
           <w:b w:val="0"/>
           <w:sz w:val="24"/>
         </w:rPr>
-        <w:t>本研究提出α阈值扫描方案：在 α ∈ {0.05, 0.10, 0.15, 0.20, 0.25, 0.30, 0.35, 0.40} 上逐一重复CSA实验，记录每个 α 对应的实际覆盖率（β_lo）和平均LPB，绘制双图分析覆盖率曲线与效率曲线，通过可视化识别拐点位置。该方案无需额外建模，简单易实现。</w:t>
+        <w:t>本研究提出alpha阈值扫描方案：在WHAS500数据集上，以步长0.01在alpha属于{0.01,0.02,...,0.30}共30个取值上逐一重复CSA实验；在合成数据上，取alpha属于{0.05,0.10,0.15,0.20,0.25,0.30,0.35,0.40}共8个代表性值进行扫描。记录每个alpha对应的实际覆盖率（beta_lo）和平均LPB，绘制双图分析覆盖率曲线与效率曲线，通过可视化识别拐点位置。该方案无需额外建模，简单易实现。</w:t>
       </w:r>
     </w:p>
     <w:p>
@@ -7164,7 +7164,7 @@
           <w:b w:val="0"/>
           <w:sz w:val="24"/>
         </w:rPr>
-        <w:t>从覆盖率图（左图）可以观察到：Cox、Weibull、RSF在 α &lt;= 0.10 时紧贴目标对角线，从 α=0.10到 α=0.15 曲线陡然跌至目标线下方（实际覆盖率约0.82，而目标为0.85），斜率骤增，说明 α = 0.10 是这三种方法的覆盖保证临界点，也是左图上的拐点位置。KM的曲线在 α &lt;= 0.20 时仍高于目标线，至 α = 0.30 时骤降（β_lo = 0.60 &lt; 0.70），拐点在 α = 0.25 附近。</w:t>
+        <w:t>从覆盖率图（左图）可以观察到：Cox、Weibull、RSF在alpha≤0.11时紧贴目标对角线，在alpha=0.11→0.12处出现显著单步骤降（Cox单步降幅-0.050，Weibull单步降幅高达-0.090，RSF在alpha=0.12→0.13处骤降-0.070），此后覆盖率持续低于目标线；精细扫描数据证实，alpha=0.11是Cox和Weibull覆盖保证的临界点，alpha=0.12是RSF的临界点。KM的曲线呈现截然不同的缓降-骤降形态：在alpha=0.08至0.27区间内覆盖率从0.900缓降至0.780（平均速率约0.63/unit），而在alpha=0.27→0.28处骤降0.090（速率约6.0/unit，约为前段的9.5倍），覆盖保证在alpha=0.28时首次失效（beta_lo=0.690&lt;0.72=1-0.28），因此KM的拐点位于alpha=0.27附近。</w:t>
       </w:r>
     </w:p>
     <w:p>
@@ -7179,7 +7179,7 @@
           <w:b w:val="0"/>
           <w:sz w:val="24"/>
         </w:rPr>
-        <w:t>从平均预测下界图（右图）可以观察到：Cox、Weibull、RSF的平均LPB随 α 单调递增，且在 α = 0.10 附近斜率开始加速——低于0.10时增速较慢，超过0.10后增速加快。这进一步验证了 α = 0.10 是效率拐点，此后虽LPB持续提升，但覆盖保证已经失效，实际意义大打折扣。</w:t>
+        <w:t>从平均预测下界图（右图）可以观察到：Cox、Weibull、RSF的平均LPB随alpha单调递增，且在alpha=0.10至0.12附近斜率开始加速——低于该区间时增速较慢，超过后增速加快。KM在alpha=0.27时平均LPB达268天，远优于alpha=0.10时的17天；而alpha=0.28后覆盖保证失效，对应LPB的进一步提升已无实际意义。</w:t>
       </w:r>
     </w:p>
     <w:p>
@@ -7889,7 +7889,7 @@
           <w:b w:val="0"/>
           <w:sz w:val="24"/>
         </w:rPr>
-        <w:t>（1）对模型化方法（Cox、Weibull、RSF），α* = 0.10 是数据驱动确认的最优阈值。再向左（α &lt; 0.10）覆盖率提升边际效益递减（每0.05步约提升2-3个百分点），但平均LPB显著降低；向右（α &gt; 0.10）则覆盖保证开始失效，代价不可接受。</w:t>
+        <w:t>（1）对模型化方法，精细扫描结果确认：Cox和Weibull的最大有效阈值为alpha*=0.11，RSF为alpha*=0.12。超过这一阈值后，覆盖保证立即失效，代价不可接受。在有效范围内，再向左（alpha更小）覆盖率提升的边际效益递减，但平均LPB显著降低；在实践中可将alpha=0.10作为保守而稳健的默认值，或依据数据特征在各自最大有效阈值处取得最优效率。</w:t>
       </w:r>
     </w:p>
     <w:p>
@@ -7904,7 +7904,7 @@
           <w:b w:val="0"/>
           <w:sz w:val="24"/>
         </w:rPr>
-        <w:t>（2）对KM方法，α* = 0.20 是更合理的选择。在 α = 0.10 时，KM的平均LPB约17天，几乎没有实际参考价值；调整至 α = 0.20 后，LPB大幅提升，覆盖保证仍然成立，在预测效率和覆盖保证之间取得了更好的平衡。</w:t>
+        <w:t>（2）对KM方法，alpha*=0.27是覆盖保证框架内的最优阈值。在alpha=0.10时，KM的平均LPB仅约17天，几乎没有实际参考价值；调整至alpha=0.27后，LPB提升至268天（约为alpha=0.10时的16倍），覆盖保证仍然成立（beta_lo=0.780≥0.73=1-0.27）；至alpha=0.28时覆盖保证首次失效，说明alpha*=0.27是KM在WHAS500上的精确有效上界。与保守估计alpha=0.20相比，alpha*=0.27可进一步将LPB从约101天提升至268天，临床意义更为显著。</w:t>
       </w:r>
     </w:p>
     <w:p>
@@ -8014,7 +8014,7 @@
           <w:b w:val="0"/>
           <w:sz w:val="24"/>
         </w:rPr>
-        <w:t>结论三：α = 0.10 对模型化方法是数据驱动的最优阈值，KM的最优阈值为 α = 0.20。α扫描实验从数据层面验证了这一判断：α = 0.10 是Cox/Weibull/RSF覆盖保证与预测效率之间的拐点；而KM在 α = 0.10 时预测下界几乎无实际意义，调整至 α = 0.20 后LPB大幅提升，覆盖保证仍然成立。</w:t>
+        <w:t>结论三：精细alpha扫描揭示了各方法的最优有效阈值，并识别出覆盖率-效率曲线的拐点结构。Cox和Weibull的最大有效阈值为alpha*=0.11，RSF为alpha*=0.12；KM的覆盖保证可延伸至alpha*=0.27，此时平均LPB达268天（约为alpha=0.10时的16倍）。KM曲线呈现显著的缓降-骤降拐点结构（拐点位于alpha=0.27至0.28），而Cox/Weibull在alpha=0.11→0.12处出现最大单步骤降（幅度分别为-0.050和-0.090），RSF近似线性下降。这些模型特异性拐点为实践中alpha参数的精准选择提供了数据驱动的依据。</w:t>
       </w:r>
     </w:p>
     <w:p>
@@ -8059,7 +8059,7 @@
           <w:b w:val="0"/>
           <w:sz w:val="24"/>
         </w:rPr>
-        <w:t>本研究存在若干值得关注的局限性：第一，模拟数据完全基于Weibull分布生成，Weibull和Cox模型因此享有模型设定上的优势，比较结论在非Weibull生存时间场景下不一定适用。第二，真实数据评估仅使用WHAS500一个数据集，样本量（测试集100例）相对有限，建议在更多真实数据集上重复验证。第三，本研究只关注边际覆盖率，不同协变量子群的条件覆盖率均匀性未深入分析。第四，真实数据中删失时间 C 通常不可直接观测，权重估计引入了近似误差，这是当前CSA方法在实际应用中面临的根本性挑战。</w:t>
+        <w:t>本研究存在若干值得关注的局限性：第一，模拟数据完全基于Weibull分布生成，Weibull和Cox模型因此享有模型设定上的优势，比较结论在非Weibull生存时间场景下不一定适用。第二，真实数据评估仅使用WHAS500一个数据集，样本量（测试集100例）相对有限，建议在更多真实数据集上重复验证。第三，本研究只关注边际覆盖率，不同协变量子群的条件覆盖率均匀性未深入分析。第四，真实数据中删失时间 C 通常不可直接观测，权重估计引入了近似误差，这是当前CSA方法在实际应用中面临的根本性挑战。第五，开题报告中原计划将本研究CSA实现与基于Kaplan-Meier的保形预测算法（CKMP）进行系统对比，以评估两种框架在覆盖性能和预测效率上的差异；受篇幅与实验周期所限，CKMP对比分析未能纳入本稿，可作为后续研究的优先方向。</w:t>
       </w:r>
     </w:p>
     <w:p>
@@ -8124,7 +8124,7 @@
           <w:b w:val="0"/>
           <w:sz w:val="21"/>
         </w:rPr>
-        <w:t>[1] CANDES E J, LEI L, REN Z. Conformalized survival analysis[J]. Journal of the Royal Statistical Society Series B, 2023, 85(1): 24-45.</w:t>
+        <w:t>[1] CANDES E J, LEI L, REN Z, et al. Conformalized survival analysis[J]. Journal of the Royal Statistical Society Series B, 2023, 85(1): 24-45.</w:t>
       </w:r>
     </w:p>
     <w:p>
@@ -8214,7 +8214,7 @@
           <w:b w:val="0"/>
           <w:sz w:val="21"/>
         </w:rPr>
-        <w:t>[7] TIBSHIRANI R J, BARBER R F, CANDES E, et al. Conformal prediction under covariate shift[J]. Advances in Neural Information Processing Systems, 2019, 32.</w:t>
+        <w:t>[7] SHIN J, LEE C H, KANG S. Weighted conformal prediction for survival analysis under covariate shift[J/OL]. arXiv: 2512.03738, 2025.</w:t>
       </w:r>
     </w:p>
     <w:p>
@@ -8229,7 +8229,7 @@
           <w:b w:val="0"/>
           <w:sz w:val="21"/>
         </w:rPr>
-        <w:t>[8] ROMANO Y, SESIA M, CANDES E. Classification with valid and adaptive coverage[J]. Advances in Neural Information Processing Systems, 2020, 33: 3581-3591.</w:t>
+        <w:t>[8] HOLMES C, MARANDON A. Two-sided conformalized survival analysis[J/OL]. arXiv: 2410.24136, 2025.</w:t>
       </w:r>
     </w:p>
     <w:p>
@@ -8244,7 +8244,7 @@
           <w:b w:val="0"/>
           <w:sz w:val="21"/>
         </w:rPr>
-        <w:t>[9] QI Y, JHA R, XU Y. Conformalized survival analysis with adaptive cutoffs[J]. Biometrika, 2024, 111(2): 459-477.</w:t>
+        <w:t>[9] GUI Y, HORE R, REN Z, et al. Conformalized survival analysis with adaptive cut-offs[J]. Biometrika, 2024, 111(2): 459-477.</w:t>
       </w:r>
     </w:p>
     <w:p>
@@ -8320,6 +8320,36 @@
           <w:sz w:val="21"/>
         </w:rPr>
         <w:t>[14] HARRELL F E, LEE K L, MARK D B. Multivariable prognostic models[J]. Statistics in Medicine, 1996, 15(4): 361-387.</w:t>
+      </w:r>
+    </w:p>
+    <w:p>
+      <w:pPr>
+        <w:spacing w:before="0" w:after="0" w:lineRule="auto" w:line="360"/>
+        <w:jc w:val="left"/>
+        <w:ind w:left="560" w:hanging="560"/>
+      </w:pPr>
+      <w:r>
+        <w:rPr>
+          <w:rFonts w:eastAsia="宋体" w:ascii="Times New Roman" w:hAnsi="Times New Roman"/>
+          <w:b w:val="0"/>
+          <w:sz w:val="21"/>
+        </w:rPr>
+        <w:t>[15] WANG P, LI Y, REDDY C K. Machine learning for survival analysis: a survey[J]. ACM Computing Surveys, 2019, 51(6): Article 110.</w:t>
+      </w:r>
+    </w:p>
+    <w:p>
+      <w:pPr>
+        <w:spacing w:before="0" w:after="0" w:lineRule="auto" w:line="360"/>
+        <w:jc w:val="left"/>
+        <w:ind w:left="560" w:hanging="560"/>
+      </w:pPr>
+      <w:r>
+        <w:rPr>
+          <w:rFonts w:eastAsia="宋体" w:ascii="Times New Roman" w:hAnsi="Times New Roman"/>
+          <w:b w:val="0"/>
+          <w:sz w:val="21"/>
+        </w:rPr>
+        <w:t>[16] 王淑影, 张亚男, 程云飞. 基于模型平均的右删失数据下加速失效时间模型的统计推断研究[J]. 统计与信息论坛, 2022, 37(12): 3-9.</w:t>
       </w:r>
     </w:p>
     <w:sectPr>

--- a/论文/生存分析中保形预测方法的系统性研究.docx
+++ b/论文/生存分析中保形预测方法的系统性研究.docx
@@ -1,6 +1,6 @@
 
 <file path=word/document.xml><?xml version="1.0" encoding="utf-8"?>
-<w:document xmlns:wpc="http://schemas.microsoft.com/office/word/2010/wordprocessingCanvas" xmlns:mo="http://schemas.microsoft.com/office/mac/office/2008/main" xmlns:mc="http://schemas.openxmlformats.org/markup-compatibility/2006" xmlns:mv="urn:schemas-microsoft-com:mac:vml" xmlns:o="urn:schemas-microsoft-com:office:office" xmlns:r="http://schemas.openxmlformats.org/officeDocument/2006/relationships" xmlns:m="http://schemas.openxmlformats.org/officeDocument/2006/math" xmlns:v="urn:schemas-microsoft-com:vml" xmlns:wp14="http://schemas.microsoft.com/office/word/2010/wordprocessingDrawing" xmlns:wp="http://schemas.openxmlformats.org/drawingml/2006/wordprocessingDrawing" xmlns:w10="urn:schemas-microsoft-com:office:word" xmlns:w="http://schemas.openxmlformats.org/wordprocessingml/2006/main" xmlns:w14="http://schemas.microsoft.com/office/word/2010/wordml" xmlns:wpg="http://schemas.microsoft.com/office/word/2010/wordprocessingGroup" xmlns:wpi="http://schemas.microsoft.com/office/word/2010/wordprocessingInk" xmlns:wne="http://schemas.microsoft.com/office/word/2006/wordml" xmlns:wps="http://schemas.microsoft.com/office/word/2010/wordprocessingShape" mc:Ignorable="w14 wp14">
+<w:document xmlns:ns1="http://schemas.openxmlformats.org/markup-compatibility/2006" xmlns:ns2="http://schemas.openxmlformats.org/officeDocument/2006/math" xmlns:w="http://schemas.openxmlformats.org/wordprocessingml/2006/main" ns1:Ignorable="w14 wp14">
   <w:body>
     <w:p>
       <w:pPr>
@@ -1726,7 +1726,7 @@
           <w:b w:val="0"/>
           <w:sz w:val="24"/>
         </w:rPr>
-        <w:t>传统生存分析方法主要包括三类：以Kaplan-Meier估计为代表的非参数方法、以Cox比例风险模型为代表的半参数方法，以及以Weibull模型为代表的参数方法。这些方法经过数十年的发展，理论体系已相当成熟，在医学、社会科学等领域得到广泛应用[15]。然而，它们共同的局限在于：难以为个体构建具有严格统计保证的预测区间。Cox模型的置信区间依赖于比例风险假设是否成立；参数模型则对分布形式有严格要求，一旦假设偏离实际，预测结果就会失真。</w:t>
+        <w:t>传统生存分析方法主要包括三类：以Kaplan-Meier估计为代表的非参数方法、以Cox比例风险模型为代表的半参数方法，以及以Weibull模型为代表的参数方法。这些方法经过数十年的发展，理论体系已相当成熟，在医学、社会科学等领域得到广泛应用[10]。然而，它们共同的局限在于：难以为个体构建具有严格统计保证的预测区间。Cox模型的置信区间依赖于比例风险假设是否成立；参数模型则对分布形式有严格要求，一旦假设偏离实际，预测结果就会失真。</w:t>
       </w:r>
     </w:p>
     <w:p>
@@ -1816,7 +1816,7 @@
           <w:b w:val="0"/>
           <w:sz w:val="24"/>
         </w:rPr>
-        <w:t>保形预测的理论基础由Vovk等人在2005年系统建立[2]，核心思想是利用非一致性得分和历史数据的可交换性来构造预测集合，在任意分布下保证边际覆盖率。由于不依赖分布假设，保形预测在机器学习领域得到了广泛应用，逐渐成为不确定性量化的标准工具之一[3]。</w:t>
+        <w:t>保形预测的理论基础由Vovk等人在2005年系统建立，核心思想是利用非一致性得分和历史数据的可交换性来构造预测集合，在任意分布下保证边际覆盖率。由于不依赖分布假设，保形预测在机器学习领域得到了广泛应用，逐渐成为不确定性量化的标准工具之一[2]。</w:t>
       </w:r>
     </w:p>
     <w:p>
@@ -1831,7 +1831,7 @@
           <w:b w:val="0"/>
           <w:sz w:val="24"/>
         </w:rPr>
-        <w:t>将保形预测引入生存分析的关键工作来自Candes、Lei、Ren和Tibshirani（2023），他们提出的CSA框架系统解决了右删失数据下的分位数估计问题，通过引入逆概率删失加权（IPCW），在删失存在的条件下仍能维持边际覆盖保证[1]。此后，相关研究沿着三条主线推进：一是将CSA推广至协变量漂移等复杂场景[7]；二是通过自适应非一致性得分提升预测效率[9]；三是拓展至双侧预测区间、条件覆盖等更严格的保证形式[8]。</w:t>
+        <w:t>将保形预测引入生存分析的关键工作来自Candes、Lei、Ren和Tibshirani（2023），他们提出的CSA框架系统解决了右删失数据下的分位数估计问题，通过引入逆概率删失加权（IPCW），在删失存在的条件下仍能维持边际覆盖保证[1]。此后，相关研究沿着三条主线推进：一是将CSA推广至协变量漂移等复杂场景[5]；二是通过自适应非一致性得分提升预测效率[7]；三是拓展至双侧预测区间、条件覆盖等更严格的保证形式[6]。</w:t>
       </w:r>
     </w:p>
     <w:p>
@@ -1846,7 +1846,7 @@
           <w:b w:val="0"/>
           <w:sz w:val="24"/>
         </w:rPr>
-        <w:t>国内在该方向的系统性实证研究相对较少，现有工作多集中于传统生存分析模型的统计推断研究[16]，缺乏对不同基础生存模型与CSA框架结合的系统比较研究。本研究填补了这一空缺，聚焦基础CSA框架的实证验证与应用优化，面向实际使用需求。</w:t>
+        <w:t>国内在该方向的系统性实证研究相对较少，现有工作多集中于传统生存分析模型的统计推断研究[11]，缺乏对不同基础生存模型与CSA框架结合的系统比较研究。本研究填补了这一空缺，聚焦基础CSA框架的实证验证与应用优化，面向实际使用需求。</w:t>
       </w:r>
     </w:p>
     <w:p>
@@ -2009,100 +2009,100 @@
         <w:spacing w:before="120" w:after="120" w:lineRule="auto" w:line="360"/>
         <w:jc w:val="center"/>
       </w:pPr>
-      <m:oMath>
-        <m:acc>
-          <m:accPr>
-            <m:chr m:val="̂"/>
-          </m:accPr>
-          <m:e>
-            <m:r>
-              <m:t xml:space="preserve">S</m:t>
-            </m:r>
-          </m:e>
-        </m:acc>
-        <m:d>
-          <m:dPr>
-            <m:begChr m:val="("/>
-            <m:endChr m:val=")"/>
-          </m:dPr>
-          <m:e>
-            <m:r>
-              <m:t xml:space="preserve">t</m:t>
-            </m:r>
-          </m:e>
-        </m:d>
-        <m:r>
-          <m:t xml:space="preserve"> = </m:t>
-        </m:r>
-        <m:nary>
-          <m:naryPr>
-            <m:chr m:val="∏"/>
-            <m:limLoc m:val="undOvr"/>
-            <m:supHide m:val="1"/>
-          </m:naryPr>
-          <m:sub>
-            <m:sSub>
-              <m:e>
-                <m:r>
-                  <m:t xml:space="preserve">t</m:t>
-                </m:r>
-              </m:e>
-              <m:sub>
-                <m:r>
-                  <m:t xml:space="preserve">i</m:t>
-                </m:r>
-              </m:sub>
-            </m:sSub>
-            <m:r>
-              <m:t xml:space="preserve">≤t</m:t>
-            </m:r>
-          </m:sub>
-          <m:sup/>
-          <m:e>
-            <m:d>
-              <m:dPr>
-                <m:begChr m:val="("/>
-                <m:endChr m:val=")"/>
-              </m:dPr>
-              <m:e>
-                <m:r>
-                  <m:t xml:space="preserve">1−</m:t>
-                </m:r>
-                <m:f>
-                  <m:num>
-                    <m:sSub>
-                      <m:e>
-                        <m:r>
-                          <m:t xml:space="preserve">d</m:t>
-                        </m:r>
-                      </m:e>
-                      <m:sub>
-                        <m:r>
-                          <m:t xml:space="preserve">i</m:t>
-                        </m:r>
-                      </m:sub>
-                    </m:sSub>
-                  </m:num>
-                  <m:den>
-                    <m:sSub>
-                      <m:e>
-                        <m:r>
-                          <m:t xml:space="preserve">n</m:t>
-                        </m:r>
-                      </m:e>
-                      <m:sub>
-                        <m:r>
-                          <m:t xml:space="preserve">i</m:t>
-                        </m:r>
-                      </m:sub>
-                    </m:sSub>
-                  </m:den>
-                </m:f>
-              </m:e>
-            </m:d>
-          </m:e>
-        </m:nary>
-      </m:oMath>
+      <ns2:oMath>
+        <ns2:acc>
+          <ns2:accPr>
+            <ns2:chr ns2:val="̂"/>
+          </ns2:accPr>
+          <ns2:e>
+            <ns2:r>
+              <ns2:t xml:space="preserve">S</ns2:t>
+            </ns2:r>
+          </ns2:e>
+        </ns2:acc>
+        <ns2:d>
+          <ns2:dPr>
+            <ns2:begChr ns2:val="("/>
+            <ns2:endChr ns2:val=")"/>
+          </ns2:dPr>
+          <ns2:e>
+            <ns2:r>
+              <ns2:t xml:space="preserve">t</ns2:t>
+            </ns2:r>
+          </ns2:e>
+        </ns2:d>
+        <ns2:r>
+          <ns2:t xml:space="preserve"> = </ns2:t>
+        </ns2:r>
+        <ns2:nary>
+          <ns2:naryPr>
+            <ns2:chr ns2:val="∏"/>
+            <ns2:limLoc ns2:val="undOvr"/>
+            <ns2:supHide ns2:val="1"/>
+          </ns2:naryPr>
+          <ns2:sub>
+            <ns2:sSub>
+              <ns2:e>
+                <ns2:r>
+                  <ns2:t xml:space="preserve">t</ns2:t>
+                </ns2:r>
+              </ns2:e>
+              <ns2:sub>
+                <ns2:r>
+                  <ns2:t xml:space="preserve">i</ns2:t>
+                </ns2:r>
+              </ns2:sub>
+            </ns2:sSub>
+            <ns2:r>
+              <ns2:t xml:space="preserve">≤t</ns2:t>
+            </ns2:r>
+          </ns2:sub>
+          <ns2:sup/>
+          <ns2:e>
+            <ns2:d>
+              <ns2:dPr>
+                <ns2:begChr ns2:val="("/>
+                <ns2:endChr ns2:val=")"/>
+              </ns2:dPr>
+              <ns2:e>
+                <ns2:r>
+                  <ns2:t xml:space="preserve">1−</ns2:t>
+                </ns2:r>
+                <ns2:f>
+                  <ns2:num>
+                    <ns2:sSub>
+                      <ns2:e>
+                        <ns2:r>
+                          <ns2:t xml:space="preserve">d</ns2:t>
+                        </ns2:r>
+                      </ns2:e>
+                      <ns2:sub>
+                        <ns2:r>
+                          <ns2:t xml:space="preserve">i</ns2:t>
+                        </ns2:r>
+                      </ns2:sub>
+                    </ns2:sSub>
+                  </ns2:num>
+                  <ns2:den>
+                    <ns2:sSub>
+                      <ns2:e>
+                        <ns2:r>
+                          <ns2:t xml:space="preserve">n</ns2:t>
+                        </ns2:r>
+                      </ns2:e>
+                      <ns2:sub>
+                        <ns2:r>
+                          <ns2:t xml:space="preserve">i</ns2:t>
+                        </ns2:r>
+                      </ns2:sub>
+                    </ns2:sSub>
+                  </ns2:den>
+                </ns2:f>
+              </ns2:e>
+            </ns2:d>
+          </ns2:e>
+        </ns2:nary>
+      </ns2:oMath>
     </w:p>
     <w:p>
       <w:pPr>
@@ -2154,74 +2154,74 @@
         <w:spacing w:before="120" w:after="120" w:lineRule="auto" w:line="360"/>
         <w:jc w:val="center"/>
       </w:pPr>
-      <m:oMath>
-        <m:r>
-          <m:t xml:space="preserve">h</m:t>
-        </m:r>
-        <m:d>
-          <m:dPr>
-            <m:begChr m:val="("/>
-            <m:endChr m:val=")"/>
-          </m:dPr>
-          <m:e>
-            <m:r>
-              <m:t xml:space="preserve">t ∣ X</m:t>
-            </m:r>
-          </m:e>
-        </m:d>
-        <m:r>
-          <m:t xml:space="preserve"> = </m:t>
-        </m:r>
-        <m:sSub>
-          <m:e>
-            <m:r>
-              <m:t xml:space="preserve">h</m:t>
-            </m:r>
-          </m:e>
-          <m:sub>
-            <m:r>
-              <m:t xml:space="preserve">0</m:t>
-            </m:r>
-          </m:sub>
-        </m:sSub>
-        <m:d>
-          <m:dPr>
-            <m:begChr m:val="("/>
-            <m:endChr m:val=")"/>
-          </m:dPr>
-          <m:e>
-            <m:r>
-              <m:t xml:space="preserve">t</m:t>
-            </m:r>
-          </m:e>
-        </m:d>
-        <m:r>
-          <m:t xml:space="preserve"> ⋅ exp</m:t>
-        </m:r>
-        <m:d>
-          <m:dPr>
-            <m:begChr m:val="("/>
-            <m:endChr m:val=")"/>
-          </m:dPr>
-          <m:e>
-            <m:sSup>
-              <m:e>
-                <m:r>
-                  <m:t xml:space="preserve">β</m:t>
-                </m:r>
-              </m:e>
-              <m:sup>
-                <m:r>
-                  <m:t xml:space="preserve">⊤</m:t>
-                </m:r>
-              </m:sup>
-            </m:sSup>
-            <m:r>
-              <m:t xml:space="preserve">X</m:t>
-            </m:r>
-          </m:e>
-        </m:d>
-      </m:oMath>
+      <ns2:oMath>
+        <ns2:r>
+          <ns2:t xml:space="preserve">h</ns2:t>
+        </ns2:r>
+        <ns2:d>
+          <ns2:dPr>
+            <ns2:begChr ns2:val="("/>
+            <ns2:endChr ns2:val=")"/>
+          </ns2:dPr>
+          <ns2:e>
+            <ns2:r>
+              <ns2:t xml:space="preserve">t ∣ X</ns2:t>
+            </ns2:r>
+          </ns2:e>
+        </ns2:d>
+        <ns2:r>
+          <ns2:t xml:space="preserve"> = </ns2:t>
+        </ns2:r>
+        <ns2:sSub>
+          <ns2:e>
+            <ns2:r>
+              <ns2:t xml:space="preserve">h</ns2:t>
+            </ns2:r>
+          </ns2:e>
+          <ns2:sub>
+            <ns2:r>
+              <ns2:t xml:space="preserve">0</ns2:t>
+            </ns2:r>
+          </ns2:sub>
+        </ns2:sSub>
+        <ns2:d>
+          <ns2:dPr>
+            <ns2:begChr ns2:val="("/>
+            <ns2:endChr ns2:val=")"/>
+          </ns2:dPr>
+          <ns2:e>
+            <ns2:r>
+              <ns2:t xml:space="preserve">t</ns2:t>
+            </ns2:r>
+          </ns2:e>
+        </ns2:d>
+        <ns2:r>
+          <ns2:t xml:space="preserve"> ⋅ exp</ns2:t>
+        </ns2:r>
+        <ns2:d>
+          <ns2:dPr>
+            <ns2:begChr ns2:val="("/>
+            <ns2:endChr ns2:val=")"/>
+          </ns2:dPr>
+          <ns2:e>
+            <ns2:sSup>
+              <ns2:e>
+                <ns2:r>
+                  <ns2:t xml:space="preserve">β</ns2:t>
+                </ns2:r>
+              </ns2:e>
+              <ns2:sup>
+                <ns2:r>
+                  <ns2:t xml:space="preserve">⊤</ns2:t>
+                </ns2:r>
+              </ns2:sup>
+            </ns2:sSup>
+            <ns2:r>
+              <ns2:t xml:space="preserve">X</ns2:t>
+            </ns2:r>
+          </ns2:e>
+        </ns2:d>
+      </ns2:oMath>
     </w:p>
     <w:p>
       <w:pPr>
@@ -2273,51 +2273,51 @@
         <w:spacing w:before="120" w:after="120" w:lineRule="auto" w:line="360"/>
         <w:jc w:val="center"/>
       </w:pPr>
-      <m:oMath>
-        <m:r>
-          <m:t xml:space="preserve">h</m:t>
-        </m:r>
-        <m:d>
-          <m:dPr>
-            <m:begChr m:val="("/>
-            <m:endChr m:val=")"/>
-          </m:dPr>
-          <m:e>
-            <m:r>
-              <m:t xml:space="preserve">t ∣ X</m:t>
-            </m:r>
-          </m:e>
-        </m:d>
-        <m:r>
-          <m:t xml:space="preserve"> = λ</m:t>
-        </m:r>
-        <m:d>
-          <m:dPr>
-            <m:begChr m:val="("/>
-            <m:endChr m:val=")"/>
-          </m:dPr>
-          <m:e>
-            <m:r>
-              <m:t xml:space="preserve">X</m:t>
-            </m:r>
-          </m:e>
-        </m:d>
-        <m:r>
-          <m:t xml:space="preserve"> ⋅ ρ ⋅ </m:t>
-        </m:r>
-        <m:sSup>
-          <m:e>
-            <m:r>
-              <m:t xml:space="preserve">t</m:t>
-            </m:r>
-          </m:e>
-          <m:sup>
-            <m:r>
-              <m:t xml:space="preserve">ρ−1</m:t>
-            </m:r>
-          </m:sup>
-        </m:sSup>
-      </m:oMath>
+      <ns2:oMath>
+        <ns2:r>
+          <ns2:t xml:space="preserve">h</ns2:t>
+        </ns2:r>
+        <ns2:d>
+          <ns2:dPr>
+            <ns2:begChr ns2:val="("/>
+            <ns2:endChr ns2:val=")"/>
+          </ns2:dPr>
+          <ns2:e>
+            <ns2:r>
+              <ns2:t xml:space="preserve">t ∣ X</ns2:t>
+            </ns2:r>
+          </ns2:e>
+        </ns2:d>
+        <ns2:r>
+          <ns2:t xml:space="preserve"> = λ</ns2:t>
+        </ns2:r>
+        <ns2:d>
+          <ns2:dPr>
+            <ns2:begChr ns2:val="("/>
+            <ns2:endChr ns2:val=")"/>
+          </ns2:dPr>
+          <ns2:e>
+            <ns2:r>
+              <ns2:t xml:space="preserve">X</ns2:t>
+            </ns2:r>
+          </ns2:e>
+        </ns2:d>
+        <ns2:r>
+          <ns2:t xml:space="preserve"> ⋅ ρ ⋅ </ns2:t>
+        </ns2:r>
+        <ns2:sSup>
+          <ns2:e>
+            <ns2:r>
+              <ns2:t xml:space="preserve">t</ns2:t>
+            </ns2:r>
+          </ns2:e>
+          <ns2:sup>
+            <ns2:r>
+              <ns2:t xml:space="preserve">ρ−1</ns2:t>
+            </ns2:r>
+          </ns2:sup>
+        </ns2:sSup>
+      </ns2:oMath>
     </w:p>
     <w:p>
       <w:pPr>
@@ -2361,7 +2361,7 @@
           <w:b w:val="0"/>
           <w:sz w:val="24"/>
         </w:rPr>
-        <w:t>随机生存森林（Random Survival Forest，RSF）是随机森林在生存分析场景的推广，由Ishwaran等人于2008年提出[6]。RSF通过集成多棵生存决策树来估计生存函数：每棵决策树使用自助采样数据构建，分裂节点准则基于对数秩统计量，每个叶节点内计算KM估计，最终对所有树取平均。RSF的主要优势在于无需对数据分布做假设，天然处理高维特征和非线性交互效应；劣势是模型解释性差，计算成本较高，在小样本场景下可能出现过拟合。</w:t>
+        <w:t>随机生存森林（Random Survival Forest，RSF）是随机森林在生存分析场景的推广，由Ishwaran等人于2008年提出[4]。RSF通过集成多棵生存决策树来估计生存函数：每棵决策树使用自助采样数据构建，分裂节点准则基于对数秩统计量，每个叶节点内计算KM估计，最终对所有树取平均。RSF的主要优势在于无需对数据分布做假设，天然处理高维特征和非线性交互效应；劣势是模型解释性差，计算成本较高，在小样本场景下可能出现过拟合。</w:t>
       </w:r>
     </w:p>
     <w:p>
@@ -2414,67 +2414,67 @@
         <w:spacing w:before="120" w:after="120" w:lineRule="auto" w:line="360"/>
         <w:jc w:val="center"/>
       </w:pPr>
-      <m:oMath>
-        <m:r>
-          <m:t xml:space="preserve">P</m:t>
-        </m:r>
-        <m:d>
-          <m:dPr>
-            <m:begChr m:val="("/>
-            <m:endChr m:val=")"/>
-          </m:dPr>
-          <m:e>
-            <m:sSub>
-              <m:e>
-                <m:r>
-                  <m:t xml:space="preserve">Y</m:t>
-                </m:r>
-              </m:e>
-              <m:sub>
-                <m:r>
-                  <m:t xml:space="preserve">n+1</m:t>
-                </m:r>
-              </m:sub>
-            </m:sSub>
-            <m:r>
-              <m:t xml:space="preserve"> ∈ </m:t>
-            </m:r>
-            <m:acc>
-              <m:accPr>
-                <m:chr m:val="̂"/>
-              </m:accPr>
-              <m:e>
-                <m:r>
-                  <m:t xml:space="preserve">C</m:t>
-                </m:r>
-              </m:e>
-            </m:acc>
-            <m:d>
-              <m:dPr>
-                <m:begChr m:val="("/>
-                <m:endChr m:val=")"/>
-              </m:dPr>
-              <m:e>
-                <m:sSub>
-                  <m:e>
-                    <m:r>
-                      <m:t xml:space="preserve">X</m:t>
-                    </m:r>
-                  </m:e>
-                  <m:sub>
-                    <m:r>
-                      <m:t xml:space="preserve">n+1</m:t>
-                    </m:r>
-                  </m:sub>
-                </m:sSub>
-              </m:e>
-            </m:d>
-          </m:e>
-        </m:d>
-        <m:r>
-          <m:t xml:space="preserve"> ≥ 1−α</m:t>
-        </m:r>
-      </m:oMath>
+      <ns2:oMath>
+        <ns2:r>
+          <ns2:t xml:space="preserve">P</ns2:t>
+        </ns2:r>
+        <ns2:d>
+          <ns2:dPr>
+            <ns2:begChr ns2:val="("/>
+            <ns2:endChr ns2:val=")"/>
+          </ns2:dPr>
+          <ns2:e>
+            <ns2:sSub>
+              <ns2:e>
+                <ns2:r>
+                  <ns2:t xml:space="preserve">Y</ns2:t>
+                </ns2:r>
+              </ns2:e>
+              <ns2:sub>
+                <ns2:r>
+                  <ns2:t xml:space="preserve">n+1</ns2:t>
+                </ns2:r>
+              </ns2:sub>
+            </ns2:sSub>
+            <ns2:r>
+              <ns2:t xml:space="preserve"> ∈ </ns2:t>
+            </ns2:r>
+            <ns2:acc>
+              <ns2:accPr>
+                <ns2:chr ns2:val="̂"/>
+              </ns2:accPr>
+              <ns2:e>
+                <ns2:r>
+                  <ns2:t xml:space="preserve">C</ns2:t>
+                </ns2:r>
+              </ns2:e>
+            </ns2:acc>
+            <ns2:d>
+              <ns2:dPr>
+                <ns2:begChr ns2:val="("/>
+                <ns2:endChr ns2:val=")"/>
+              </ns2:dPr>
+              <ns2:e>
+                <ns2:sSub>
+                  <ns2:e>
+                    <ns2:r>
+                      <ns2:t xml:space="preserve">X</ns2:t>
+                    </ns2:r>
+                  </ns2:e>
+                  <ns2:sub>
+                    <ns2:r>
+                      <ns2:t xml:space="preserve">n+1</ns2:t>
+                    </ns2:r>
+                  </ns2:sub>
+                </ns2:sSub>
+              </ns2:e>
+            </ns2:d>
+          </ns2:e>
+        </ns2:d>
+        <ns2:r>
+          <ns2:t xml:space="preserve"> ≥ 1−α</ns2:t>
+        </ns2:r>
+      </ns2:oMath>
     </w:p>
     <w:p>
       <w:pPr>
@@ -2586,46 +2586,46 @@
         <w:spacing w:before="120" w:after="120" w:lineRule="auto" w:line="360"/>
         <w:jc w:val="center"/>
       </w:pPr>
-      <m:oMath>
-        <m:r>
-          <m:t xml:space="preserve">s</m:t>
-        </m:r>
-        <m:d>
-          <m:dPr>
-            <m:begChr m:val="("/>
-            <m:endChr m:val=")"/>
-          </m:dPr>
-          <m:e>
-            <m:r>
-              <m:t xml:space="preserve">X, T</m:t>
-            </m:r>
-          </m:e>
-        </m:d>
-        <m:r>
-          <m:t xml:space="preserve"> = 1−</m:t>
-        </m:r>
-        <m:acc>
-          <m:accPr>
-            <m:chr m:val="̂"/>
-          </m:accPr>
-          <m:e>
-            <m:r>
-              <m:t xml:space="preserve">S</m:t>
-            </m:r>
-          </m:e>
-        </m:acc>
-        <m:d>
-          <m:dPr>
-            <m:begChr m:val="("/>
-            <m:endChr m:val=")"/>
-          </m:dPr>
-          <m:e>
-            <m:r>
-              <m:t xml:space="preserve">T ∣ X</m:t>
-            </m:r>
-          </m:e>
-        </m:d>
-      </m:oMath>
+      <ns2:oMath>
+        <ns2:r>
+          <ns2:t xml:space="preserve">s</ns2:t>
+        </ns2:r>
+        <ns2:d>
+          <ns2:dPr>
+            <ns2:begChr ns2:val="("/>
+            <ns2:endChr ns2:val=")"/>
+          </ns2:dPr>
+          <ns2:e>
+            <ns2:r>
+              <ns2:t xml:space="preserve">X, T</ns2:t>
+            </ns2:r>
+          </ns2:e>
+        </ns2:d>
+        <ns2:r>
+          <ns2:t xml:space="preserve"> = 1−</ns2:t>
+        </ns2:r>
+        <ns2:acc>
+          <ns2:accPr>
+            <ns2:chr ns2:val="̂"/>
+          </ns2:accPr>
+          <ns2:e>
+            <ns2:r>
+              <ns2:t xml:space="preserve">S</ns2:t>
+            </ns2:r>
+          </ns2:e>
+        </ns2:acc>
+        <ns2:d>
+          <ns2:dPr>
+            <ns2:begChr ns2:val="("/>
+            <ns2:endChr ns2:val=")"/>
+          </ns2:dPr>
+          <ns2:e>
+            <ns2:r>
+              <ns2:t xml:space="preserve">T ∣ X</ns2:t>
+            </ns2:r>
+          </ns2:e>
+        </ns2:d>
+      </ns2:oMath>
     </w:p>
     <w:p>
       <w:pPr>
@@ -2669,7 +2669,7 @@
           <w:b w:val="0"/>
           <w:sz w:val="24"/>
         </w:rPr>
-        <w:t>直接将上述框架应用于右删失数据存在问题：对删失样本，我们观测到的是 T~ᵢ = min(Tᵢ, Cᵢ)，无法计算真实的非一致性得分。CSA通过引入逆概率删失加权（IPCW）来解决这一问题[10]。</w:t>
+        <w:t>直接将上述框架应用于右删失数据存在问题：对删失样本，我们观测到的是 T~ᵢ = min(Tᵢ, Cᵢ)，无法计算真实的非一致性得分。CSA通过引入逆概率删失加权（IPCW）来解决这一问题。</w:t>
       </w:r>
     </w:p>
     <w:p>
@@ -2722,57 +2722,57 @@
         <w:spacing w:before="120" w:after="120" w:lineRule="auto" w:line="360"/>
         <w:jc w:val="center"/>
       </w:pPr>
-      <m:oMath>
-        <m:r>
-          <m:t xml:space="preserve">P</m:t>
-        </m:r>
-        <m:d>
-          <m:dPr>
-            <m:begChr m:val="("/>
-            <m:endChr m:val=")"/>
-          </m:dPr>
-          <m:e>
-            <m:sSub>
-              <m:e>
-                <m:r>
-                  <m:t xml:space="preserve">T</m:t>
-                </m:r>
-              </m:e>
-              <m:sub>
-                <m:r>
-                  <m:t xml:space="preserve">n+1</m:t>
-                </m:r>
-              </m:sub>
-            </m:sSub>
-            <m:r>
-              <m:t xml:space="preserve"> ≥ L</m:t>
-            </m:r>
-            <m:d>
-              <m:dPr>
-                <m:begChr m:val="("/>
-                <m:endChr m:val=")"/>
-              </m:dPr>
-              <m:e>
-                <m:sSub>
-                  <m:e>
-                    <m:r>
-                      <m:t xml:space="preserve">X</m:t>
-                    </m:r>
-                  </m:e>
-                  <m:sub>
-                    <m:r>
-                      <m:t xml:space="preserve">n+1</m:t>
-                    </m:r>
-                  </m:sub>
-                </m:sSub>
-              </m:e>
-            </m:d>
-          </m:e>
-        </m:d>
-        <m:r>
-          <m:t xml:space="preserve"> ≥ 1−α</m:t>
-        </m:r>
-      </m:oMath>
+      <ns2:oMath>
+        <ns2:r>
+          <ns2:t xml:space="preserve">P</ns2:t>
+        </ns2:r>
+        <ns2:d>
+          <ns2:dPr>
+            <ns2:begChr ns2:val="("/>
+            <ns2:endChr ns2:val=")"/>
+          </ns2:dPr>
+          <ns2:e>
+            <ns2:sSub>
+              <ns2:e>
+                <ns2:r>
+                  <ns2:t xml:space="preserve">T</ns2:t>
+                </ns2:r>
+              </ns2:e>
+              <ns2:sub>
+                <ns2:r>
+                  <ns2:t xml:space="preserve">n+1</ns2:t>
+                </ns2:r>
+              </ns2:sub>
+            </ns2:sSub>
+            <ns2:r>
+              <ns2:t xml:space="preserve"> ≥ L</ns2:t>
+            </ns2:r>
+            <ns2:d>
+              <ns2:dPr>
+                <ns2:begChr ns2:val="("/>
+                <ns2:endChr ns2:val=")"/>
+              </ns2:dPr>
+              <ns2:e>
+                <ns2:sSub>
+                  <ns2:e>
+                    <ns2:r>
+                      <ns2:t xml:space="preserve">X</ns2:t>
+                    </ns2:r>
+                  </ns2:e>
+                  <ns2:sub>
+                    <ns2:r>
+                      <ns2:t xml:space="preserve">n+1</ns2:t>
+                    </ns2:r>
+                  </ns2:sub>
+                </ns2:sSub>
+              </ns2:e>
+            </ns2:d>
+          </ns2:e>
+        </ns2:d>
+        <ns2:r>
+          <ns2:t xml:space="preserve"> ≥ 1−α</ns2:t>
+        </ns2:r>
+      </ns2:oMath>
     </w:p>
     <w:p>
       <w:pPr>
@@ -3337,7 +3337,7 @@
           <w:b w:val="0"/>
           <w:sz w:val="24"/>
         </w:rPr>
-        <w:t>Worcester心脏病研究数据集（WHAS500）是生存分析领域的经典公开数据集[11]，包含500例急性心肌梗死患者的随访数据，来源于scikit-survival工具包。该数据集的基本特征见表3.2。</w:t>
+        <w:t>Worcester心脏病研究数据集（WHAS500）是生存分析领域的经典公开数据集，包含500例急性心肌梗死患者的随访数据，来源于scikit-survival工具包。该数据集的基本特征见表3.2。</w:t>
       </w:r>
     </w:p>
     <w:p>
@@ -3870,7 +3870,7 @@
           <w:b w:val="0"/>
           <w:sz w:val="24"/>
         </w:rPr>
-        <w:t>本研究在Python环境下实现，主要依赖lifelines（KM、Cox、Weibull）和scikit-survival（RSF）工具包[12,13]。CSA框架自行编写，核心步骤包括：（1）在训练集上拟合基础生存模型；（2）在校准集上通过网格搜索确定最优截断阈值 c₀；（3）以逻辑回归估计条件删失概率 P(C &gt;= c₀ | X)，计算IPCW权重；（4）在有效校准集上计算加权分位数 q-hat；（5）对测试集每个样本计算预测下界 L(Xᵢ)。所有实验固定随机种子为2026，确保结果可复现。</w:t>
+        <w:t>本研究在Python环境下实现，主要依赖lifelines（KM、Cox、Weibull）和scikit-survival（RSF）工具包[8,9]。CSA框架自行编写，核心步骤包括：（1）在训练集上拟合基础生存模型；（2）在校准集上通过网格搜索确定最优截断阈值 c₀；（3）以逻辑回归估计条件删失概率 P(C &gt;= c₀ | X)，计算IPCW权重；（4）在有效校准集上计算加权分位数 q-hat；（5）对测试集每个样本计算预测下界 L(Xᵢ)。所有实验固定随机种子为2026，确保结果可复现。</w:t>
       </w:r>
     </w:p>
     <w:p>
@@ -3900,7 +3900,7 @@
           <w:b w:val="0"/>
           <w:sz w:val="24"/>
         </w:rPr>
-        <w:t>（1）模型判别能力：采用C-index（一致性指数）衡量生存模型对事件先后顺序的判别能力，取值0.5（随机）至1（完美）[14]。</w:t>
+        <w:t>（1）模型判别能力：采用C-index（一致性指数）衡量生存模型对事件先后顺序的判别能力，取值0.5（随机）至1（完美）。</w:t>
       </w:r>
     </w:p>
     <w:p>
@@ -8139,7 +8139,7 @@
           <w:b w:val="0"/>
           <w:sz w:val="21"/>
         </w:rPr>
-        <w:t>[2] VOVK V, GAMMERMAN A, SHAFER G. Algorithmic learning in a random world[M]. New York: Springer, 2005.</w:t>
+        <w:t>[2] ANGELOPOULOS A N, BATES S. A gentle introduction to conformal prediction and distribution-free uncertainty quantification[J]. Foundations and Trends in Machine Learning, 2023, 16(4): 494-591.</w:t>
       </w:r>
     </w:p>
     <w:p>
@@ -8154,7 +8154,7 @@
           <w:b w:val="0"/>
           <w:sz w:val="21"/>
         </w:rPr>
-        <w:t>[3] ANGELOPOULOS A N, BATES S. A gentle introduction to conformal prediction and distribution-free uncertainty quantification[J]. Foundations and Trends in Machine Learning, 2023, 16(4): 494-591.</w:t>
+        <w:t>[3] COX D R. Regression models and life-tables[J]. Journal of the Royal Statistical Society: Series B, 1972, 34(2): 187-202.</w:t>
       </w:r>
     </w:p>
     <w:p>
@@ -8169,7 +8169,7 @@
           <w:b w:val="0"/>
           <w:sz w:val="21"/>
         </w:rPr>
-        <w:t>[4] COX D R. Regression models and life-tables[J]. Journal of the Royal Statistical Society: Series B, 1972, 34(2): 187-202.</w:t>
+        <w:t>[4] ISHWARAN H, KOGALUR U B, BLACKSTONE E H, et al. Random survival forests[J]. The Annals of Applied Statistics, 2008, 2(3): 841-860.</w:t>
       </w:r>
     </w:p>
     <w:p>
@@ -8184,7 +8184,7 @@
           <w:b w:val="0"/>
           <w:sz w:val="21"/>
         </w:rPr>
-        <w:t>[5] KAPLAN E L, MEIER P. Nonparametric estimation from incomplete observations[J]. Journal of the American Statistical Association, 1958, 53(282): 457-481.</w:t>
+        <w:t>[5] SHIN J, LEE C H, KANG S. Weighted conformal prediction for survival analysis under covariate shift[J/OL]. arXiv: 2512.03738, 2025.</w:t>
       </w:r>
     </w:p>
     <w:p>
@@ -8199,7 +8199,7 @@
           <w:b w:val="0"/>
           <w:sz w:val="21"/>
         </w:rPr>
-        <w:t>[6] ISHWARAN H, KOGALUR U B, BLACKSTONE E H, et al. Random survival forests[J]. The Annals of Applied Statistics, 2008, 2(3): 841-860.</w:t>
+        <w:t>[6] HOLMES C, MARANDON A. Two-sided conformalized survival analysis[J/OL]. arXiv: 2410.24136, 2025.</w:t>
       </w:r>
     </w:p>
     <w:p>
@@ -8214,7 +8214,7 @@
           <w:b w:val="0"/>
           <w:sz w:val="21"/>
         </w:rPr>
-        <w:t>[7] SHIN J, LEE C H, KANG S. Weighted conformal prediction for survival analysis under covariate shift[J/OL]. arXiv: 2512.03738, 2025.</w:t>
+        <w:t>[7] GUI Y, HORE R, REN Z, et al. Conformalized survival analysis with adaptive cut-offs[J]. Biometrika, 2024, 111(2): 459-477.</w:t>
       </w:r>
     </w:p>
     <w:p>
@@ -8229,7 +8229,7 @@
           <w:b w:val="0"/>
           <w:sz w:val="21"/>
         </w:rPr>
-        <w:t>[8] HOLMES C, MARANDON A. Two-sided conformalized survival analysis[J/OL]. arXiv: 2410.24136, 2025.</w:t>
+        <w:t>[8] DAVIDSON-PILON C. lifelines: survival analysis in Python[J]. Journal of Open Source Software, 2019, 4(40): 1317.</w:t>
       </w:r>
     </w:p>
     <w:p>
@@ -8244,7 +8244,7 @@
           <w:b w:val="0"/>
           <w:sz w:val="21"/>
         </w:rPr>
-        <w:t>[9] GUI Y, HORE R, REN Z, et al. Conformalized survival analysis with adaptive cut-offs[J]. Biometrika, 2024, 111(2): 459-477.</w:t>
+        <w:t>[9] POLSTERL S. scikit-survival: a library for time-to-event analysis built on top of scikit-learn[J]. Journal of Machine Learning Research, 2020, 21(212): 1-6.</w:t>
       </w:r>
     </w:p>
     <w:p>
@@ -8259,7 +8259,7 @@
           <w:b w:val="0"/>
           <w:sz w:val="21"/>
         </w:rPr>
-        <w:t>[10] LAAN M J VAN DER, ROBINS J M. Unified methods for censored longitudinal data and causality[M]. New York: Springer, 2003.</w:t>
+        <w:t>[10] WANG P, LI Y, REDDY C K. Machine learning for survival analysis: a survey[J]. ACM Computing Surveys, 2019, 51(6): Article 110.</w:t>
       </w:r>
     </w:p>
     <w:p>
@@ -8274,82 +8274,7 @@
           <w:b w:val="0"/>
           <w:sz w:val="21"/>
         </w:rPr>
-        <w:t>[11] HOSMER D W, LEMESHOW S, MAY S. Applied survival analysis[M]. 2nd ed. Hoboken: John Wiley &amp; Sons, 2008.</w:t>
-      </w:r>
-    </w:p>
-    <w:p>
-      <w:pPr>
-        <w:spacing w:before="0" w:after="0" w:lineRule="auto" w:line="360"/>
-        <w:jc w:val="left"/>
-        <w:ind w:left="560" w:hanging="560"/>
-      </w:pPr>
-      <w:r>
-        <w:rPr>
-          <w:rFonts w:eastAsia="宋体" w:ascii="Times New Roman" w:hAnsi="Times New Roman"/>
-          <w:b w:val="0"/>
-          <w:sz w:val="21"/>
-        </w:rPr>
-        <w:t>[12] DAVIDSON-PILON C. lifelines: survival analysis in Python[J]. Journal of Open Source Software, 2019, 4(40): 1317.</w:t>
-      </w:r>
-    </w:p>
-    <w:p>
-      <w:pPr>
-        <w:spacing w:before="0" w:after="0" w:lineRule="auto" w:line="360"/>
-        <w:jc w:val="left"/>
-        <w:ind w:left="560" w:hanging="560"/>
-      </w:pPr>
-      <w:r>
-        <w:rPr>
-          <w:rFonts w:eastAsia="宋体" w:ascii="Times New Roman" w:hAnsi="Times New Roman"/>
-          <w:b w:val="0"/>
-          <w:sz w:val="21"/>
-        </w:rPr>
-        <w:t>[13] POLSTERL S. scikit-survival: a library for time-to-event analysis built on top of scikit-learn[J]. Journal of Machine Learning Research, 2020, 21(212): 1-6.</w:t>
-      </w:r>
-    </w:p>
-    <w:p>
-      <w:pPr>
-        <w:spacing w:before="0" w:after="0" w:lineRule="auto" w:line="360"/>
-        <w:jc w:val="left"/>
-        <w:ind w:left="560" w:hanging="560"/>
-      </w:pPr>
-      <w:r>
-        <w:rPr>
-          <w:rFonts w:eastAsia="宋体" w:ascii="Times New Roman" w:hAnsi="Times New Roman"/>
-          <w:b w:val="0"/>
-          <w:sz w:val="21"/>
-        </w:rPr>
-        <w:t>[14] HARRELL F E, LEE K L, MARK D B. Multivariable prognostic models[J]. Statistics in Medicine, 1996, 15(4): 361-387.</w:t>
-      </w:r>
-    </w:p>
-    <w:p>
-      <w:pPr>
-        <w:spacing w:before="0" w:after="0" w:lineRule="auto" w:line="360"/>
-        <w:jc w:val="left"/>
-        <w:ind w:left="560" w:hanging="560"/>
-      </w:pPr>
-      <w:r>
-        <w:rPr>
-          <w:rFonts w:eastAsia="宋体" w:ascii="Times New Roman" w:hAnsi="Times New Roman"/>
-          <w:b w:val="0"/>
-          <w:sz w:val="21"/>
-        </w:rPr>
-        <w:t>[15] WANG P, LI Y, REDDY C K. Machine learning for survival analysis: a survey[J]. ACM Computing Surveys, 2019, 51(6): Article 110.</w:t>
-      </w:r>
-    </w:p>
-    <w:p>
-      <w:pPr>
-        <w:spacing w:before="0" w:after="0" w:lineRule="auto" w:line="360"/>
-        <w:jc w:val="left"/>
-        <w:ind w:left="560" w:hanging="560"/>
-      </w:pPr>
-      <w:r>
-        <w:rPr>
-          <w:rFonts w:eastAsia="宋体" w:ascii="Times New Roman" w:hAnsi="Times New Roman"/>
-          <w:b w:val="0"/>
-          <w:sz w:val="21"/>
-        </w:rPr>
-        <w:t>[16] 王淑影, 张亚男, 程云飞. 基于模型平均的右删失数据下加速失效时间模型的统计推断研究[J]. 统计与信息论坛, 2022, 37(12): 3-9.</w:t>
+        <w:t>[11] 王淑影, 张亚男, 程云飞. 基于模型平均的右删失数据下加速失效时间模型的统计推断研究[J]. 统计与信息论坛, 2022, 37(12): 3-9.</w:t>
       </w:r>
     </w:p>
     <w:sectPr>
